--- a/public/Dasiel_Torres_CV_Espanol.docx
+++ b/public/Dasiel_Torres_CV_Espanol.docx
@@ -61,7 +61,7 @@
         </w:rPr>
         <w:t xml:space="preserve">La Habana, Cuba  |  </w:t>
       </w:r>
-      <w:hyperlink w:history="1" r:id="rIdau1smesyqupoyhgwvabzk">
+      <w:hyperlink w:history="1" r:id="rIdgdikl-ctmteeyg8wtfvcj">
         <w:r>
           <w:rPr>
             <w:rStyle w:val="Hyperlink"/>
@@ -82,7 +82,7 @@
         </w:rPr>
         <w:t xml:space="preserve">  |  +53 5471 0329  |  </w:t>
       </w:r>
-      <w:hyperlink w:history="1" r:id="rIdhvzpiggohzu5rtrdpewc_">
+      <w:hyperlink w:history="1" r:id="rIdnlahpw_rzq27m51x1iyfp">
         <w:r>
           <w:rPr>
             <w:rStyle w:val="Hyperlink"/>
@@ -103,7 +103,7 @@
         </w:rPr>
         <w:t xml:space="preserve">  |  </w:t>
       </w:r>
-      <w:hyperlink w:history="1" r:id="rIdvqxtj1scvhwcnvl5-vqqt">
+      <w:hyperlink w:history="1" r:id="rIdurchrxs-7v2lqgq8zlas2">
         <w:r>
           <w:rPr>
             <w:rStyle w:val="Hyperlink"/>
@@ -405,7 +405,7 @@
           <w:sz w:val="20"/>
           <w:szCs w:val="20"/>
         </w:rPr>
-        <w:t xml:space="preserve">	Rol más reciente</w:t>
+        <w:t xml:space="preserve">	2026 – actualidad</w:t>
       </w:r>
     </w:p>
     <w:p>

--- a/public/Dasiel_Torres_CV_Espanol.docx
+++ b/public/Dasiel_Torres_CV_Espanol.docx
@@ -287,7 +287,7 @@
           <w:sz w:val="21"/>
           <w:szCs w:val="21"/>
         </w:rPr>
-        <w:t xml:space="preserve">	PostgreSQL, Prisma ORM, diseño de esquemas relacionales, acceso a datos transaccional y seguro ante concurrencia</w:t>
+        <w:t xml:space="preserve">	PostgreSQL, Prisma ORM, Redis, diseño de esquemas relacionales, acceso a datos transaccional y seguro ante concurrencia</w:t>
       </w:r>
     </w:p>
     <w:p>
@@ -561,7 +561,7 @@
           <w:sz w:val="20"/>
           <w:szCs w:val="20"/>
         </w:rPr>
-        <w:t xml:space="preserve">Plataforma de reservas turísticas para el mercado cubano  ·  Next.js, PostgreSQL, Prisma, Strapi, Vercel</w:t>
+        <w:t xml:space="preserve">E-commerce para Luna S.U.R.L (productos varios)  ·  Next.js, PostgreSQL, Prisma, Redis, Vercel</w:t>
       </w:r>
     </w:p>
     <w:p>
@@ -582,7 +582,7 @@
           <w:sz w:val="21"/>
           <w:szCs w:val="21"/>
         </w:rPr>
-        <w:t xml:space="preserve">Responsable del producto de principio a fin (decisiones de producto, arquitectura, UX/UI, backend e infraestructura) de una plataforma de reservas para el sector turístico de Cuba.</w:t>
+        <w:t xml:space="preserve">Responsable del producto de principio a fin (decisiones de producto, arquitectura, UX/UI, backend e infraestructura) de una tienda online de productos varios para Luna S.U.R.L.</w:t>
       </w:r>
     </w:p>
     <w:p>
@@ -603,7 +603,7 @@
           <w:sz w:val="21"/>
           <w:szCs w:val="21"/>
         </w:rPr>
-        <w:t xml:space="preserve">Diseño de una arquitectura con Next.js App Router (React Server Components y Client Components) sobre PostgreSQL con Prisma, y Strapi como CMS headless para separar la lógica transaccional de reservas del contenido gestionado por operadores.</w:t>
+        <w:t xml:space="preserve">Construcción de la tienda con una arquitectura Next.js App Router sobre PostgreSQL con Prisma y Redis: catálogo de productos, carrito y checkout.</w:t>
       </w:r>
     </w:p>
     <w:p>
@@ -624,7 +624,7 @@
           <w:sz w:val="21"/>
           <w:szCs w:val="21"/>
         </w:rPr>
-        <w:t xml:space="preserve">Construcción de un motor de disponibilidad en tiempo real con detección atómica de conflictos que evita dobles reservas ante peticiones concurrentes sin ralentizar la respuesta.</w:t>
+        <w:t xml:space="preserve">Integración de pagos online a través de la pasarela de pagos Supernova y gestión de inventario y pedidos.</w:t>
       </w:r>
     </w:p>
     <w:p>
@@ -645,7 +645,7 @@
           <w:sz w:val="21"/>
           <w:szCs w:val="21"/>
         </w:rPr>
-        <w:t xml:space="preserve">Entrega de flujos de reserva y pago mobile-first y un back office para que los operadores gestionen ofertas, disponibilidad y precios sin ayuda de ingeniería; despliegue en Vercel, base de datos y monitorización.</w:t>
+        <w:t xml:space="preserve">Entrega de un panel de administración para que el cliente gestione productos, precios, stock y pedidos sin ayuda de ingeniería; despliegue en Vercel y aprovisionamiento de la base de datos.</w:t>
       </w:r>
     </w:p>
     <w:p>
